--- a/docs/Cherry_Wilkes_Student_Hints.docx
+++ b/docs/Cherry_Wilkes_Student_Hints.docx
@@ -5070,9 +5070,9 @@
 <file path=word/numbering.xml><?xml version="1.0" encoding="utf-8"?>
 <w:numbering xmlns:wpc="http://schemas.microsoft.com/office/word/2010/wordprocessingCanvas" xmlns:cx="http://schemas.microsoft.com/office/drawing/2014/chartex" xmlns:cx1="http://schemas.microsoft.com/office/drawing/2015/9/8/chartex" xmlns:cx2="http://schemas.microsoft.com/office/drawing/2015/10/21/chartex" xmlns:cx3="http://schemas.microsoft.com/office/drawing/2016/5/9/chartex" xmlns:cx4="http://schemas.microsoft.com/office/drawing/2016/5/10/chartex" xmlns:cx5="http://schemas.microsoft.com/office/drawing/2016/5/11/chartex" xmlns:cx6="http://schemas.microsoft.com/office/drawing/2016/5/12/chartex" xmlns:cx7="http://schemas.microsoft.com/office/drawing/2016/5/13/chartex" xmlns:cx8="http://schemas.microsoft.com/office/drawing/2016/5/14/chartex" xmlns:mc="http://schemas.openxmlformats.org/markup-compatibility/2006" xmlns:aink="http://schemas.microsoft.com/office/drawing/2016/ink" xmlns:am3d="http://schemas.microsoft.com/office/drawing/2017/model3d" xmlns:o="urn:schemas-microsoft-com:office:office" xmlns:oel="http://schemas.microsoft.com/office/2019/extlst" xmlns:r="http://schemas.openxmlformats.org/officeDocument/2006/relationships" xmlns:m="http://schemas.openxmlformats.org/officeDocument/2006/math" xmlns:v="urn:schemas-microsoft-com:vml" xmlns:wp14="http://schemas.microsoft.com/office/word/2010/wordprocessingDrawing" xmlns:wp="http://schemas.openxmlformats.org/drawingml/2006/wordprocessingDrawing" xmlns:w10="urn:schemas-microsoft-com:office:word" xmlns:w="http://schemas.openxmlformats.org/wordprocessingml/2006/main" xmlns:w14="http://schemas.microsoft.com/office/word/2010/wordml" xmlns:w15="http://schemas.microsoft.com/office/word/2012/wordml" xmlns:w16cex="http://schemas.microsoft.com/office/word/2018/wordml/cex" xmlns:w16cid="http://schemas.microsoft.com/office/word/2016/wordml/cid" xmlns:w16="http://schemas.microsoft.com/office/word/2018/wordml" xmlns:w16du="http://schemas.microsoft.com/office/word/2023/wordml/word16du" xmlns:w16sdtdh="http://schemas.microsoft.com/office/word/2020/wordml/sdtdatahash" xmlns:w16sdtfl="http://schemas.microsoft.com/office/word/2024/wordml/sdtformatlock" xmlns:w16se="http://schemas.microsoft.com/office/word/2015/wordml/symex" xmlns:wpg="http://schemas.microsoft.com/office/word/2010/wordprocessingGroup" xmlns:wpi="http://schemas.microsoft.com/office/word/2010/wordprocessingInk" xmlns:wne="http://schemas.microsoft.com/office/word/2006/wordml" xmlns:wps="http://schemas.microsoft.com/office/word/2010/wordprocessingShape" mc:Ignorable="w14 w15 w16se w16cid w16 w16cex w16sdtdh w16sdtfl w16du wp14">
   <w:abstractNum w:abstractNumId="0" w15:restartNumberingAfterBreak="0">
-    <w:nsid w:val="00D939D4"/>
+    <w:nsid w:val="04222CE0"/>
     <w:multiLevelType w:val="multilevel"/>
-    <w:tmpl w:val="87985AC0"/>
+    <w:tmpl w:val="AE8CB47E"/>
     <w:lvl w:ilvl="0">
       <w:start w:val="1"/>
       <w:numFmt w:val="bullet"/>
@@ -5219,9 +5219,9 @@
     </w:lvl>
   </w:abstractNum>
   <w:abstractNum w:abstractNumId="1" w15:restartNumberingAfterBreak="0">
-    <w:nsid w:val="01856DE8"/>
+    <w:nsid w:val="09576EB0"/>
     <w:multiLevelType w:val="multilevel"/>
-    <w:tmpl w:val="6D84EDFC"/>
+    <w:tmpl w:val="4662A21E"/>
     <w:lvl w:ilvl="0">
       <w:start w:val="1"/>
       <w:numFmt w:val="bullet"/>
@@ -5368,9 +5368,9 @@
     </w:lvl>
   </w:abstractNum>
   <w:abstractNum w:abstractNumId="2" w15:restartNumberingAfterBreak="0">
-    <w:nsid w:val="03270BDE"/>
+    <w:nsid w:val="0C195109"/>
     <w:multiLevelType w:val="multilevel"/>
-    <w:tmpl w:val="0C28C7F2"/>
+    <w:tmpl w:val="39026956"/>
     <w:lvl w:ilvl="0">
       <w:start w:val="1"/>
       <w:numFmt w:val="bullet"/>
@@ -5517,9 +5517,9 @@
     </w:lvl>
   </w:abstractNum>
   <w:abstractNum w:abstractNumId="3" w15:restartNumberingAfterBreak="0">
-    <w:nsid w:val="05C92D40"/>
+    <w:nsid w:val="0F143425"/>
     <w:multiLevelType w:val="multilevel"/>
-    <w:tmpl w:val="7ABE596E"/>
+    <w:tmpl w:val="7FFE9480"/>
     <w:lvl w:ilvl="0">
       <w:start w:val="1"/>
       <w:numFmt w:val="bullet"/>
@@ -5666,9 +5666,9 @@
     </w:lvl>
   </w:abstractNum>
   <w:abstractNum w:abstractNumId="4" w15:restartNumberingAfterBreak="0">
-    <w:nsid w:val="06F06357"/>
+    <w:nsid w:val="120C19A2"/>
     <w:multiLevelType w:val="multilevel"/>
-    <w:tmpl w:val="87F8B840"/>
+    <w:tmpl w:val="2140D474"/>
     <w:lvl w:ilvl="0">
       <w:start w:val="1"/>
       <w:numFmt w:val="bullet"/>
@@ -5815,9 +5815,9 @@
     </w:lvl>
   </w:abstractNum>
   <w:abstractNum w:abstractNumId="5" w15:restartNumberingAfterBreak="0">
-    <w:nsid w:val="088869A3"/>
+    <w:nsid w:val="1345030F"/>
     <w:multiLevelType w:val="multilevel"/>
-    <w:tmpl w:val="A38C9BC8"/>
+    <w:tmpl w:val="2A8A4260"/>
     <w:lvl w:ilvl="0">
       <w:start w:val="1"/>
       <w:numFmt w:val="bullet"/>
@@ -5964,9 +5964,9 @@
     </w:lvl>
   </w:abstractNum>
   <w:abstractNum w:abstractNumId="6" w15:restartNumberingAfterBreak="0">
-    <w:nsid w:val="0A300297"/>
+    <w:nsid w:val="1682270B"/>
     <w:multiLevelType w:val="multilevel"/>
-    <w:tmpl w:val="0C9ACE92"/>
+    <w:tmpl w:val="2316689A"/>
     <w:lvl w:ilvl="0">
       <w:start w:val="1"/>
       <w:numFmt w:val="bullet"/>
@@ -6113,9 +6113,9 @@
     </w:lvl>
   </w:abstractNum>
   <w:abstractNum w:abstractNumId="7" w15:restartNumberingAfterBreak="0">
-    <w:nsid w:val="0F3104AE"/>
+    <w:nsid w:val="18441599"/>
     <w:multiLevelType w:val="multilevel"/>
-    <w:tmpl w:val="74E85592"/>
+    <w:tmpl w:val="8EB43CB8"/>
     <w:lvl w:ilvl="0">
       <w:start w:val="1"/>
       <w:numFmt w:val="bullet"/>
@@ -6262,9 +6262,9 @@
     </w:lvl>
   </w:abstractNum>
   <w:abstractNum w:abstractNumId="8" w15:restartNumberingAfterBreak="0">
-    <w:nsid w:val="1272509A"/>
+    <w:nsid w:val="1A8067F7"/>
     <w:multiLevelType w:val="multilevel"/>
-    <w:tmpl w:val="D9B49134"/>
+    <w:tmpl w:val="8FBCABEA"/>
     <w:lvl w:ilvl="0">
       <w:start w:val="1"/>
       <w:numFmt w:val="bullet"/>
@@ -6411,9 +6411,9 @@
     </w:lvl>
   </w:abstractNum>
   <w:abstractNum w:abstractNumId="9" w15:restartNumberingAfterBreak="0">
-    <w:nsid w:val="13C10A7A"/>
+    <w:nsid w:val="1CD559E1"/>
     <w:multiLevelType w:val="multilevel"/>
-    <w:tmpl w:val="1A0A4E72"/>
+    <w:tmpl w:val="BCFA3838"/>
     <w:lvl w:ilvl="0">
       <w:start w:val="1"/>
       <w:numFmt w:val="bullet"/>
@@ -6560,9 +6560,9 @@
     </w:lvl>
   </w:abstractNum>
   <w:abstractNum w:abstractNumId="10" w15:restartNumberingAfterBreak="0">
-    <w:nsid w:val="17F70A05"/>
+    <w:nsid w:val="1D1F5983"/>
     <w:multiLevelType w:val="multilevel"/>
-    <w:tmpl w:val="2F8A0F66"/>
+    <w:tmpl w:val="73DADFBE"/>
     <w:lvl w:ilvl="0">
       <w:start w:val="1"/>
       <w:numFmt w:val="bullet"/>
@@ -6709,9 +6709,9 @@
     </w:lvl>
   </w:abstractNum>
   <w:abstractNum w:abstractNumId="11" w15:restartNumberingAfterBreak="0">
-    <w:nsid w:val="1B497596"/>
+    <w:nsid w:val="1D7D00E7"/>
     <w:multiLevelType w:val="multilevel"/>
-    <w:tmpl w:val="94CCEFA4"/>
+    <w:tmpl w:val="73F4D65A"/>
     <w:lvl w:ilvl="0">
       <w:start w:val="1"/>
       <w:numFmt w:val="bullet"/>
@@ -6858,9 +6858,9 @@
     </w:lvl>
   </w:abstractNum>
   <w:abstractNum w:abstractNumId="12" w15:restartNumberingAfterBreak="0">
-    <w:nsid w:val="1D4F1F13"/>
+    <w:nsid w:val="25A2652F"/>
     <w:multiLevelType w:val="multilevel"/>
-    <w:tmpl w:val="C38C73CE"/>
+    <w:tmpl w:val="20DE4136"/>
     <w:lvl w:ilvl="0">
       <w:start w:val="1"/>
       <w:numFmt w:val="bullet"/>
@@ -7007,9 +7007,9 @@
     </w:lvl>
   </w:abstractNum>
   <w:abstractNum w:abstractNumId="13" w15:restartNumberingAfterBreak="0">
-    <w:nsid w:val="266B20FC"/>
+    <w:nsid w:val="2BA50288"/>
     <w:multiLevelType w:val="multilevel"/>
-    <w:tmpl w:val="5BC61312"/>
+    <w:tmpl w:val="985EB2B8"/>
     <w:lvl w:ilvl="0">
       <w:start w:val="1"/>
       <w:numFmt w:val="bullet"/>
@@ -7156,9 +7156,9 @@
     </w:lvl>
   </w:abstractNum>
   <w:abstractNum w:abstractNumId="14" w15:restartNumberingAfterBreak="0">
-    <w:nsid w:val="26925C4D"/>
+    <w:nsid w:val="2C2E1B13"/>
     <w:multiLevelType w:val="multilevel"/>
-    <w:tmpl w:val="77544926"/>
+    <w:tmpl w:val="C616C3C2"/>
     <w:lvl w:ilvl="0">
       <w:start w:val="1"/>
       <w:numFmt w:val="bullet"/>
@@ -7305,9 +7305,9 @@
     </w:lvl>
   </w:abstractNum>
   <w:abstractNum w:abstractNumId="15" w15:restartNumberingAfterBreak="0">
-    <w:nsid w:val="26BD5E1A"/>
+    <w:nsid w:val="33DE0E87"/>
     <w:multiLevelType w:val="multilevel"/>
-    <w:tmpl w:val="C6184136"/>
+    <w:tmpl w:val="0E2E6C44"/>
     <w:lvl w:ilvl="0">
       <w:start w:val="1"/>
       <w:numFmt w:val="bullet"/>
@@ -7454,9 +7454,9 @@
     </w:lvl>
   </w:abstractNum>
   <w:abstractNum w:abstractNumId="16" w15:restartNumberingAfterBreak="0">
-    <w:nsid w:val="272B53E1"/>
+    <w:nsid w:val="44BF1992"/>
     <w:multiLevelType w:val="multilevel"/>
-    <w:tmpl w:val="2BCC88A8"/>
+    <w:tmpl w:val="74288E98"/>
     <w:lvl w:ilvl="0">
       <w:start w:val="1"/>
       <w:numFmt w:val="bullet"/>
@@ -7603,9 +7603,9 @@
     </w:lvl>
   </w:abstractNum>
   <w:abstractNum w:abstractNumId="17" w15:restartNumberingAfterBreak="0">
-    <w:nsid w:val="29C534F3"/>
+    <w:nsid w:val="47A82ABE"/>
     <w:multiLevelType w:val="multilevel"/>
-    <w:tmpl w:val="079C5E18"/>
+    <w:tmpl w:val="D8A83BA2"/>
     <w:lvl w:ilvl="0">
       <w:start w:val="1"/>
       <w:numFmt w:val="bullet"/>
@@ -7752,9 +7752,9 @@
     </w:lvl>
   </w:abstractNum>
   <w:abstractNum w:abstractNumId="18" w15:restartNumberingAfterBreak="0">
-    <w:nsid w:val="2C020C78"/>
+    <w:nsid w:val="49212C08"/>
     <w:multiLevelType w:val="multilevel"/>
-    <w:tmpl w:val="180E42D8"/>
+    <w:tmpl w:val="B34051C8"/>
     <w:lvl w:ilvl="0">
       <w:start w:val="1"/>
       <w:numFmt w:val="bullet"/>
@@ -7901,9 +7901,9 @@
     </w:lvl>
   </w:abstractNum>
   <w:abstractNum w:abstractNumId="19" w15:restartNumberingAfterBreak="0">
-    <w:nsid w:val="2CE518D6"/>
+    <w:nsid w:val="4B3455EE"/>
     <w:multiLevelType w:val="multilevel"/>
-    <w:tmpl w:val="FB488E3E"/>
+    <w:tmpl w:val="C9B6DF3C"/>
     <w:lvl w:ilvl="0">
       <w:start w:val="1"/>
       <w:numFmt w:val="bullet"/>
@@ -8050,9 +8050,9 @@
     </w:lvl>
   </w:abstractNum>
   <w:abstractNum w:abstractNumId="20" w15:restartNumberingAfterBreak="0">
-    <w:nsid w:val="2E070E24"/>
+    <w:nsid w:val="4CA81365"/>
     <w:multiLevelType w:val="multilevel"/>
-    <w:tmpl w:val="646E3A2E"/>
+    <w:tmpl w:val="921CB362"/>
     <w:lvl w:ilvl="0">
       <w:start w:val="1"/>
       <w:numFmt w:val="bullet"/>
@@ -8199,9 +8199,9 @@
     </w:lvl>
   </w:abstractNum>
   <w:abstractNum w:abstractNumId="21" w15:restartNumberingAfterBreak="0">
-    <w:nsid w:val="34EC7384"/>
+    <w:nsid w:val="501C7E8B"/>
     <w:multiLevelType w:val="multilevel"/>
-    <w:tmpl w:val="B48CEB36"/>
+    <w:tmpl w:val="C74AD542"/>
     <w:lvl w:ilvl="0">
       <w:start w:val="1"/>
       <w:numFmt w:val="bullet"/>
@@ -8348,9 +8348,9 @@
     </w:lvl>
   </w:abstractNum>
   <w:abstractNum w:abstractNumId="22" w15:restartNumberingAfterBreak="0">
-    <w:nsid w:val="3AB97CC2"/>
+    <w:nsid w:val="65CB7AA1"/>
     <w:multiLevelType w:val="multilevel"/>
-    <w:tmpl w:val="CE7030C6"/>
+    <w:tmpl w:val="823E2334"/>
     <w:lvl w:ilvl="0">
       <w:start w:val="1"/>
       <w:numFmt w:val="bullet"/>
@@ -8497,9 +8497,9 @@
     </w:lvl>
   </w:abstractNum>
   <w:abstractNum w:abstractNumId="23" w15:restartNumberingAfterBreak="0">
-    <w:nsid w:val="45EF333C"/>
+    <w:nsid w:val="65D26EE0"/>
     <w:multiLevelType w:val="multilevel"/>
-    <w:tmpl w:val="6926580C"/>
+    <w:tmpl w:val="BE86BB3C"/>
     <w:lvl w:ilvl="0">
       <w:start w:val="1"/>
       <w:numFmt w:val="bullet"/>
@@ -8646,9 +8646,9 @@
     </w:lvl>
   </w:abstractNum>
   <w:abstractNum w:abstractNumId="24" w15:restartNumberingAfterBreak="0">
-    <w:nsid w:val="45F510F2"/>
+    <w:nsid w:val="67A20E9D"/>
     <w:multiLevelType w:val="multilevel"/>
-    <w:tmpl w:val="77905572"/>
+    <w:tmpl w:val="A8905112"/>
     <w:lvl w:ilvl="0">
       <w:start w:val="1"/>
       <w:numFmt w:val="bullet"/>
@@ -8795,9 +8795,9 @@
     </w:lvl>
   </w:abstractNum>
   <w:abstractNum w:abstractNumId="25" w15:restartNumberingAfterBreak="0">
-    <w:nsid w:val="60C94E67"/>
+    <w:nsid w:val="68972388"/>
     <w:multiLevelType w:val="multilevel"/>
-    <w:tmpl w:val="0E18F588"/>
+    <w:tmpl w:val="C0727072"/>
     <w:lvl w:ilvl="0">
       <w:start w:val="1"/>
       <w:numFmt w:val="bullet"/>
@@ -8944,9 +8944,9 @@
     </w:lvl>
   </w:abstractNum>
   <w:abstractNum w:abstractNumId="26" w15:restartNumberingAfterBreak="0">
-    <w:nsid w:val="64BA74AF"/>
+    <w:nsid w:val="6C2B0763"/>
     <w:multiLevelType w:val="multilevel"/>
-    <w:tmpl w:val="6B4CA084"/>
+    <w:tmpl w:val="214E0FEC"/>
     <w:lvl w:ilvl="0">
       <w:start w:val="1"/>
       <w:numFmt w:val="bullet"/>
@@ -9093,9 +9093,9 @@
     </w:lvl>
   </w:abstractNum>
   <w:abstractNum w:abstractNumId="27" w15:restartNumberingAfterBreak="0">
-    <w:nsid w:val="64EC6BCF"/>
+    <w:nsid w:val="73585356"/>
     <w:multiLevelType w:val="multilevel"/>
-    <w:tmpl w:val="5360F77E"/>
+    <w:tmpl w:val="9E0E1480"/>
     <w:lvl w:ilvl="0">
       <w:start w:val="1"/>
       <w:numFmt w:val="bullet"/>
@@ -9242,9 +9242,9 @@
     </w:lvl>
   </w:abstractNum>
   <w:abstractNum w:abstractNumId="28" w15:restartNumberingAfterBreak="0">
-    <w:nsid w:val="67BD09D3"/>
+    <w:nsid w:val="79325246"/>
     <w:multiLevelType w:val="multilevel"/>
-    <w:tmpl w:val="40B24238"/>
+    <w:tmpl w:val="2A36BB5E"/>
     <w:lvl w:ilvl="0">
       <w:start w:val="1"/>
       <w:numFmt w:val="bullet"/>
@@ -9391,9 +9391,9 @@
     </w:lvl>
   </w:abstractNum>
   <w:abstractNum w:abstractNumId="29" w15:restartNumberingAfterBreak="0">
-    <w:nsid w:val="6ACB388D"/>
+    <w:nsid w:val="7D5B6ED6"/>
     <w:multiLevelType w:val="multilevel"/>
-    <w:tmpl w:val="4F1C5132"/>
+    <w:tmpl w:val="90EC3F50"/>
     <w:lvl w:ilvl="0">
       <w:start w:val="1"/>
       <w:numFmt w:val="bullet"/>
@@ -9540,9 +9540,9 @@
     </w:lvl>
   </w:abstractNum>
   <w:abstractNum w:abstractNumId="30" w15:restartNumberingAfterBreak="0">
-    <w:nsid w:val="7EC472C0"/>
+    <w:nsid w:val="7DF57018"/>
     <w:multiLevelType w:val="multilevel"/>
-    <w:tmpl w:val="FCAACA06"/>
+    <w:tmpl w:val="3BC0B28A"/>
     <w:lvl w:ilvl="0">
       <w:start w:val="1"/>
       <w:numFmt w:val="bullet"/>
@@ -9688,98 +9688,98 @@
       </w:rPr>
     </w:lvl>
   </w:abstractNum>
-  <w:num w:numId="1" w16cid:durableId="620917474">
+  <w:num w:numId="1" w16cid:durableId="2021160920">
+    <w:abstractNumId w:val="22"/>
+  </w:num>
+  <w:num w:numId="2" w16cid:durableId="1720931698">
+    <w:abstractNumId w:val="30"/>
+  </w:num>
+  <w:num w:numId="3" w16cid:durableId="1926456888">
+    <w:abstractNumId w:val="21"/>
+  </w:num>
+  <w:num w:numId="4" w16cid:durableId="1898664861">
+    <w:abstractNumId w:val="16"/>
+  </w:num>
+  <w:num w:numId="5" w16cid:durableId="1526208979">
+    <w:abstractNumId w:val="0"/>
+  </w:num>
+  <w:num w:numId="6" w16cid:durableId="2015839248">
+    <w:abstractNumId w:val="27"/>
+  </w:num>
+  <w:num w:numId="7" w16cid:durableId="832768519">
+    <w:abstractNumId w:val="20"/>
+  </w:num>
+  <w:num w:numId="8" w16cid:durableId="564728162">
+    <w:abstractNumId w:val="25"/>
+  </w:num>
+  <w:num w:numId="9" w16cid:durableId="969631796">
+    <w:abstractNumId w:val="2"/>
+  </w:num>
+  <w:num w:numId="10" w16cid:durableId="1301378285">
+    <w:abstractNumId w:val="23"/>
+  </w:num>
+  <w:num w:numId="11" w16cid:durableId="1461268479">
+    <w:abstractNumId w:val="24"/>
+  </w:num>
+  <w:num w:numId="12" w16cid:durableId="180894795">
+    <w:abstractNumId w:val="4"/>
+  </w:num>
+  <w:num w:numId="13" w16cid:durableId="1917279592">
+    <w:abstractNumId w:val="18"/>
+  </w:num>
+  <w:num w:numId="14" w16cid:durableId="1499343254">
+    <w:abstractNumId w:val="13"/>
+  </w:num>
+  <w:num w:numId="15" w16cid:durableId="659503741">
+    <w:abstractNumId w:val="9"/>
+  </w:num>
+  <w:num w:numId="16" w16cid:durableId="1670670207">
+    <w:abstractNumId w:val="1"/>
+  </w:num>
+  <w:num w:numId="17" w16cid:durableId="521480906">
+    <w:abstractNumId w:val="17"/>
+  </w:num>
+  <w:num w:numId="18" w16cid:durableId="1797984817">
+    <w:abstractNumId w:val="15"/>
+  </w:num>
+  <w:num w:numId="19" w16cid:durableId="1447889653">
+    <w:abstractNumId w:val="7"/>
+  </w:num>
+  <w:num w:numId="20" w16cid:durableId="1305087414">
+    <w:abstractNumId w:val="8"/>
+  </w:num>
+  <w:num w:numId="21" w16cid:durableId="413746707">
+    <w:abstractNumId w:val="12"/>
+  </w:num>
+  <w:num w:numId="22" w16cid:durableId="933320616">
+    <w:abstractNumId w:val="6"/>
+  </w:num>
+  <w:num w:numId="23" w16cid:durableId="1861698031">
+    <w:abstractNumId w:val="11"/>
+  </w:num>
+  <w:num w:numId="24" w16cid:durableId="2090030300">
+    <w:abstractNumId w:val="10"/>
+  </w:num>
+  <w:num w:numId="25" w16cid:durableId="1659117315">
     <w:abstractNumId w:val="19"/>
   </w:num>
-  <w:num w:numId="2" w16cid:durableId="765078147">
-    <w:abstractNumId w:val="17"/>
+  <w:num w:numId="26" w16cid:durableId="1450470623">
+    <w:abstractNumId w:val="28"/>
   </w:num>
-  <w:num w:numId="3" w16cid:durableId="28645718">
-    <w:abstractNumId w:val="8"/>
+  <w:num w:numId="27" w16cid:durableId="333343331">
+    <w:abstractNumId w:val="26"/>
   </w:num>
-  <w:num w:numId="4" w16cid:durableId="470514792">
-    <w:abstractNumId w:val="12"/>
+  <w:num w:numId="28" w16cid:durableId="1580864279">
+    <w:abstractNumId w:val="5"/>
   </w:num>
-  <w:num w:numId="5" w16cid:durableId="94714920">
-    <w:abstractNumId w:val="4"/>
+  <w:num w:numId="29" w16cid:durableId="1022629371">
+    <w:abstractNumId w:val="3"/>
   </w:num>
-  <w:num w:numId="6" w16cid:durableId="2074425546">
-    <w:abstractNumId w:val="9"/>
-  </w:num>
-  <w:num w:numId="7" w16cid:durableId="362285843">
-    <w:abstractNumId w:val="27"/>
-  </w:num>
-  <w:num w:numId="8" w16cid:durableId="357122449">
-    <w:abstractNumId w:val="7"/>
-  </w:num>
-  <w:num w:numId="9" w16cid:durableId="1439370888">
-    <w:abstractNumId w:val="18"/>
-  </w:num>
-  <w:num w:numId="10" w16cid:durableId="217471708">
-    <w:abstractNumId w:val="21"/>
-  </w:num>
-  <w:num w:numId="11" w16cid:durableId="688918238">
+  <w:num w:numId="30" w16cid:durableId="367723657">
     <w:abstractNumId w:val="29"/>
   </w:num>
-  <w:num w:numId="12" w16cid:durableId="2121101297">
-    <w:abstractNumId w:val="10"/>
-  </w:num>
-  <w:num w:numId="13" w16cid:durableId="1121805107">
-    <w:abstractNumId w:val="20"/>
-  </w:num>
-  <w:num w:numId="14" w16cid:durableId="1748843804">
-    <w:abstractNumId w:val="28"/>
-  </w:num>
-  <w:num w:numId="15" w16cid:durableId="533353187">
-    <w:abstractNumId w:val="15"/>
-  </w:num>
-  <w:num w:numId="16" w16cid:durableId="1266696894">
+  <w:num w:numId="31" w16cid:durableId="782458012">
     <w:abstractNumId w:val="14"/>
-  </w:num>
-  <w:num w:numId="17" w16cid:durableId="661004830">
-    <w:abstractNumId w:val="24"/>
-  </w:num>
-  <w:num w:numId="18" w16cid:durableId="505480673">
-    <w:abstractNumId w:val="3"/>
-  </w:num>
-  <w:num w:numId="19" w16cid:durableId="21905538">
-    <w:abstractNumId w:val="16"/>
-  </w:num>
-  <w:num w:numId="20" w16cid:durableId="1761677201">
-    <w:abstractNumId w:val="0"/>
-  </w:num>
-  <w:num w:numId="21" w16cid:durableId="1277566771">
-    <w:abstractNumId w:val="26"/>
-  </w:num>
-  <w:num w:numId="22" w16cid:durableId="76682184">
-    <w:abstractNumId w:val="11"/>
-  </w:num>
-  <w:num w:numId="23" w16cid:durableId="1949505807">
-    <w:abstractNumId w:val="13"/>
-  </w:num>
-  <w:num w:numId="24" w16cid:durableId="1566448227">
-    <w:abstractNumId w:val="5"/>
-  </w:num>
-  <w:num w:numId="25" w16cid:durableId="774208690">
-    <w:abstractNumId w:val="6"/>
-  </w:num>
-  <w:num w:numId="26" w16cid:durableId="1247963024">
-    <w:abstractNumId w:val="1"/>
-  </w:num>
-  <w:num w:numId="27" w16cid:durableId="382369446">
-    <w:abstractNumId w:val="23"/>
-  </w:num>
-  <w:num w:numId="28" w16cid:durableId="1757436628">
-    <w:abstractNumId w:val="30"/>
-  </w:num>
-  <w:num w:numId="29" w16cid:durableId="1380975641">
-    <w:abstractNumId w:val="22"/>
-  </w:num>
-  <w:num w:numId="30" w16cid:durableId="53507630">
-    <w:abstractNumId w:val="25"/>
-  </w:num>
-  <w:num w:numId="31" w16cid:durableId="518474166">
-    <w:abstractNumId w:val="2"/>
   </w:num>
 </w:numbering>
 </file>
